--- a/testakten/arbeitsrecht-kuendigungsdrama-koerber-werk/18_emails_branitz_aufhebungsdruck.docx
+++ b/testakten/arbeitsrecht-kuendigungsdrama-koerber-werk/18_emails_branitz_aufhebungsdruck.docx
@@ -5,86 +5,128 @@
     <w:p>
       <w:pPr>
         <w:pStyle w:val="Heading1"/>
+        <w:spacing w:after="160" w:line="259" w:lineRule="auto"/>
       </w:pPr>
       <w:r>
         <w:rPr>
           <w:rFonts w:ascii="Times New Roman" w:hAnsi="Times New Roman"/>
+          <w:b/>
+          <w:sz w:val="28"/>
         </w:rPr>
         <w:t>E-Mail-Korrespondenz Branitz an Körber — Druckaufbau Mai 2025</w:t>
       </w:r>
     </w:p>
     <w:p>
       <w:pPr>
+        <w:spacing w:line="259" w:lineRule="auto" w:after="60"/>
         <w:jc w:val="left"/>
       </w:pPr>
       <w:r>
         <w:t>Sechs E-Mails von HR-Leiter Holger Branitz an Dr. Annika Körber zwischen dem 28.04.2025 und dem 15.05.2025. Körber hat sämtliche E-Mails als Screenshots gesichert und der Kanzlei übergeben. Originale als Ausdruck bei Akte.</w:t>
       </w:r>
     </w:p>
-    <w:p/>
+    <w:p>
+      <w:pPr>
+        <w:spacing w:line="259" w:lineRule="auto" w:after="60"/>
+      </w:pPr>
+    </w:p>
     <w:p>
       <w:pPr>
         <w:pStyle w:val="Heading2"/>
+        <w:spacing w:before="120" w:after="60" w:line="259" w:lineRule="auto"/>
       </w:pPr>
       <w:r>
         <w:rPr>
           <w:rFonts w:ascii="Times New Roman" w:hAnsi="Times New Roman"/>
+          <w:b/>
+          <w:sz w:val="22"/>
         </w:rPr>
         <w:t>E-Mail 1: 28.04.2025, 16:42 Uhr</w:t>
       </w:r>
     </w:p>
     <w:p>
       <w:pPr>
+        <w:spacing w:before="120" w:after="60" w:line="259" w:lineRule="auto"/>
         <w:jc w:val="left"/>
       </w:pPr>
       <w:r>
         <w:rPr>
+          <w:rFonts w:ascii="Times New Roman" w:hAnsi="Times New Roman"/>
           <w:b/>
+          <w:sz w:val="22"/>
         </w:rPr>
         <w:t>Von:</w:t>
       </w:r>
       <w:r>
+        <w:rPr>
+          <w:rFonts w:ascii="Times New Roman" w:hAnsi="Times New Roman"/>
+          <w:b/>
+          <w:sz w:val="22"/>
+        </w:rPr>
         <w:t xml:space="preserve"> holger.branitz@steinhoff-praezisionsguss.de</w:t>
       </w:r>
     </w:p>
     <w:p>
       <w:pPr>
+        <w:spacing w:before="120" w:after="60" w:line="259" w:lineRule="auto"/>
         <w:jc w:val="left"/>
       </w:pPr>
       <w:r>
         <w:rPr>
+          <w:rFonts w:ascii="Times New Roman" w:hAnsi="Times New Roman"/>
           <w:b/>
+          <w:sz w:val="22"/>
         </w:rPr>
         <w:t>An:</w:t>
       </w:r>
       <w:r>
+        <w:rPr>
+          <w:rFonts w:ascii="Times New Roman" w:hAnsi="Times New Roman"/>
+          <w:b/>
+          <w:sz w:val="22"/>
+        </w:rPr>
         <w:t xml:space="preserve"> annika.koerber@steinhoff-praezisionsguss.de</w:t>
       </w:r>
     </w:p>
     <w:p>
       <w:pPr>
+        <w:spacing w:before="120" w:after="60" w:line="259" w:lineRule="auto"/>
         <w:jc w:val="left"/>
       </w:pPr>
       <w:r>
         <w:rPr>
+          <w:rFonts w:ascii="Times New Roman" w:hAnsi="Times New Roman"/>
           <w:b/>
+          <w:sz w:val="22"/>
         </w:rPr>
         <w:t>Betreff:</w:t>
       </w:r>
       <w:r>
+        <w:rPr>
+          <w:rFonts w:ascii="Times New Roman" w:hAnsi="Times New Roman"/>
+          <w:b/>
+          <w:sz w:val="22"/>
+        </w:rPr>
         <w:t xml:space="preserve"> Unser Gespräch heute — nächste Schritte</w:t>
       </w:r>
     </w:p>
     <w:p>
       <w:pPr>
+        <w:spacing w:before="120" w:after="60" w:line="259" w:lineRule="auto"/>
         <w:jc w:val="left"/>
       </w:pPr>
       <w:r>
+        <w:rPr>
+          <w:rFonts w:ascii="Times New Roman" w:hAnsi="Times New Roman"/>
+          <w:b/>
+          <w:sz w:val="22"/>
+        </w:rPr>
         <w:t>Frau Dr. Körber,</w:t>
       </w:r>
     </w:p>
     <w:p>
       <w:pPr>
+        <w:spacing w:line="259" w:lineRule="auto" w:after="60"/>
         <w:jc w:val="left"/>
       </w:pPr>
       <w:r>
@@ -93,6 +135,7 @@
     </w:p>
     <w:p>
       <w:pPr>
+        <w:spacing w:line="259" w:lineRule="auto" w:after="60"/>
         <w:jc w:val="left"/>
       </w:pPr>
       <w:r>
@@ -110,6 +153,7 @@
     </w:p>
     <w:p>
       <w:pPr>
+        <w:spacing w:line="259" w:lineRule="auto" w:after="60"/>
         <w:jc w:val="left"/>
       </w:pPr>
       <w:r>
@@ -118,16 +162,22 @@
     </w:p>
     <w:p>
       <w:pPr>
+        <w:spacing w:line="259" w:lineRule="auto" w:after="60"/>
         <w:jc w:val="left"/>
       </w:pPr>
       <w:r>
         <w:t>Holger Branitz | Personalleiter</w:t>
       </w:r>
     </w:p>
-    <w:p/>
+    <w:p>
+      <w:pPr>
+        <w:spacing w:line="259" w:lineRule="auto" w:after="60"/>
+      </w:pPr>
+    </w:p>
     <w:p>
       <w:pPr>
         <w:pStyle w:val="Heading2"/>
+        <w:spacing w:line="259" w:lineRule="auto" w:after="60"/>
       </w:pPr>
       <w:r>
         <w:rPr>
@@ -138,6 +188,7 @@
     </w:p>
     <w:p>
       <w:pPr>
+        <w:spacing w:line="259" w:lineRule="auto" w:after="60"/>
         <w:jc w:val="left"/>
       </w:pPr>
       <w:r>
@@ -152,6 +203,7 @@
     </w:p>
     <w:p>
       <w:pPr>
+        <w:spacing w:line="259" w:lineRule="auto" w:after="60"/>
         <w:jc w:val="left"/>
       </w:pPr>
       <w:r>
@@ -166,6 +218,7 @@
     </w:p>
     <w:p>
       <w:pPr>
+        <w:spacing w:line="259" w:lineRule="auto" w:after="60"/>
         <w:jc w:val="left"/>
       </w:pPr>
       <w:r>
@@ -180,6 +233,7 @@
     </w:p>
     <w:p>
       <w:pPr>
+        <w:spacing w:line="259" w:lineRule="auto" w:after="60"/>
         <w:jc w:val="left"/>
       </w:pPr>
       <w:r>
@@ -188,6 +242,7 @@
     </w:p>
     <w:p>
       <w:pPr>
+        <w:spacing w:line="259" w:lineRule="auto" w:after="60"/>
         <w:jc w:val="left"/>
       </w:pPr>
       <w:r>
@@ -196,6 +251,7 @@
     </w:p>
     <w:p>
       <w:pPr>
+        <w:spacing w:line="259" w:lineRule="auto" w:after="60"/>
         <w:jc w:val="left"/>
       </w:pPr>
       <w:r>
@@ -210,6 +266,7 @@
     </w:p>
     <w:p>
       <w:pPr>
+        <w:spacing w:line="259" w:lineRule="auto" w:after="60"/>
         <w:jc w:val="left"/>
       </w:pPr>
       <w:r>
@@ -218,6 +275,7 @@
     </w:p>
     <w:p>
       <w:pPr>
+        <w:spacing w:line="259" w:lineRule="auto" w:after="60"/>
         <w:jc w:val="left"/>
       </w:pPr>
       <w:r>
@@ -226,6 +284,7 @@
     </w:p>
     <w:p>
       <w:pPr>
+        <w:spacing w:line="259" w:lineRule="auto" w:after="60"/>
         <w:jc w:val="left"/>
       </w:pPr>
       <w:r>
@@ -235,10 +294,15 @@
         <w:t>[Anmerkung RA Reuß: Die Formulierung „personalrechtlich notwendigen Schritte" ist als Drohung zu werten. Zusammen mit der Druckfrist dürfte dies den Rahmen für ein sittenwidriges Vorgehen bilden, das bei Vertragsschluss zur Anfechtung geführt hätte.]</w:t>
       </w:r>
     </w:p>
-    <w:p/>
+    <w:p>
+      <w:pPr>
+        <w:spacing w:line="259" w:lineRule="auto" w:after="60"/>
+      </w:pPr>
+    </w:p>
     <w:p>
       <w:pPr>
         <w:pStyle w:val="Heading2"/>
+        <w:spacing w:line="259" w:lineRule="auto" w:after="60"/>
       </w:pPr>
       <w:r>
         <w:rPr>
@@ -249,6 +313,7 @@
     </w:p>
     <w:p>
       <w:pPr>
+        <w:spacing w:line="259" w:lineRule="auto" w:after="60"/>
         <w:jc w:val="left"/>
       </w:pPr>
       <w:r>
@@ -263,6 +328,7 @@
     </w:p>
     <w:p>
       <w:pPr>
+        <w:spacing w:line="259" w:lineRule="auto" w:after="60"/>
         <w:jc w:val="left"/>
       </w:pPr>
       <w:r>
@@ -277,6 +343,7 @@
     </w:p>
     <w:p>
       <w:pPr>
+        <w:spacing w:line="259" w:lineRule="auto" w:after="60"/>
         <w:jc w:val="left"/>
       </w:pPr>
       <w:r>
@@ -291,6 +358,7 @@
     </w:p>
     <w:p>
       <w:pPr>
+        <w:spacing w:line="259" w:lineRule="auto" w:after="60"/>
         <w:jc w:val="left"/>
       </w:pPr>
       <w:r>
@@ -299,6 +367,7 @@
     </w:p>
     <w:p>
       <w:pPr>
+        <w:spacing w:line="259" w:lineRule="auto" w:after="60"/>
         <w:jc w:val="left"/>
       </w:pPr>
       <w:r>
@@ -307,6 +376,7 @@
     </w:p>
     <w:p>
       <w:pPr>
+        <w:spacing w:line="259" w:lineRule="auto" w:after="60"/>
         <w:jc w:val="left"/>
       </w:pPr>
       <w:r>
@@ -324,6 +394,7 @@
     </w:p>
     <w:p>
       <w:pPr>
+        <w:spacing w:line="259" w:lineRule="auto" w:after="60"/>
         <w:jc w:val="left"/>
       </w:pPr>
       <w:r>
@@ -332,6 +403,7 @@
     </w:p>
     <w:p>
       <w:pPr>
+        <w:spacing w:line="259" w:lineRule="auto" w:after="60"/>
         <w:jc w:val="left"/>
       </w:pPr>
       <w:r>
@@ -340,6 +412,7 @@
     </w:p>
     <w:p>
       <w:pPr>
+        <w:spacing w:line="259" w:lineRule="auto" w:after="60"/>
         <w:jc w:val="left"/>
       </w:pPr>
       <w:r>
@@ -349,10 +422,15 @@
         <w:t>[Anmerkung RA Reuß: Klassische Druckformulierung — impliziert, dass bei Ablehnung nur die Minimalabfindung gezahlt würde, ohne dies konkret zu benennen. Auch dies ist ein Indiz für unangemessenen Druck im Sinne von § 123 BGB (Drohung mit einem Nachteil), auch wenn der Nachteil nicht unmittelbar rechtswidrig wäre.]</w:t>
       </w:r>
     </w:p>
-    <w:p/>
+    <w:p>
+      <w:pPr>
+        <w:spacing w:line="259" w:lineRule="auto" w:after="60"/>
+      </w:pPr>
+    </w:p>
     <w:p>
       <w:pPr>
         <w:pStyle w:val="Heading2"/>
+        <w:spacing w:line="259" w:lineRule="auto" w:after="60"/>
       </w:pPr>
       <w:r>
         <w:rPr>
@@ -363,6 +441,7 @@
     </w:p>
     <w:p>
       <w:pPr>
+        <w:spacing w:line="259" w:lineRule="auto" w:after="60"/>
         <w:jc w:val="left"/>
       </w:pPr>
       <w:r>
@@ -377,6 +456,7 @@
     </w:p>
     <w:p>
       <w:pPr>
+        <w:spacing w:line="259" w:lineRule="auto" w:after="60"/>
         <w:jc w:val="left"/>
       </w:pPr>
       <w:r>
@@ -391,6 +471,7 @@
     </w:p>
     <w:p>
       <w:pPr>
+        <w:spacing w:line="259" w:lineRule="auto" w:after="60"/>
         <w:jc w:val="left"/>
       </w:pPr>
       <w:r>
@@ -405,6 +486,7 @@
     </w:p>
     <w:p>
       <w:pPr>
+        <w:spacing w:line="259" w:lineRule="auto" w:after="60"/>
         <w:jc w:val="left"/>
       </w:pPr>
       <w:r>
@@ -413,6 +495,7 @@
     </w:p>
     <w:p>
       <w:pPr>
+        <w:spacing w:line="259" w:lineRule="auto" w:after="60"/>
         <w:jc w:val="left"/>
       </w:pPr>
       <w:r>
@@ -421,6 +504,7 @@
     </w:p>
     <w:p>
       <w:pPr>
+        <w:spacing w:line="259" w:lineRule="auto" w:after="60"/>
         <w:jc w:val="left"/>
       </w:pPr>
       <w:r>
@@ -429,6 +513,7 @@
     </w:p>
     <w:p>
       <w:pPr>
+        <w:spacing w:line="259" w:lineRule="auto" w:after="60"/>
         <w:jc w:val="left"/>
       </w:pPr>
       <w:r>
@@ -437,6 +522,7 @@
     </w:p>
     <w:p>
       <w:pPr>
+        <w:spacing w:line="259" w:lineRule="auto" w:after="60"/>
         <w:jc w:val="left"/>
       </w:pPr>
       <w:r>
@@ -445,6 +531,7 @@
     </w:p>
     <w:p>
       <w:pPr>
+        <w:spacing w:line="259" w:lineRule="auto" w:after="60"/>
         <w:jc w:val="left"/>
       </w:pPr>
       <w:r>
@@ -453,6 +540,7 @@
     </w:p>
     <w:p>
       <w:pPr>
+        <w:spacing w:line="259" w:lineRule="auto" w:after="60"/>
         <w:jc w:val="left"/>
       </w:pPr>
       <w:r>
@@ -462,10 +550,15 @@
         <w:t>[Anmerkung RA Reuß: Diese E-Mail ist besonders relevant. Der Absatz „Gerichtsverfahren sind anstrengend" in Kombination mit dem Kontext (laufende Frist, vorherige Drohformulierungen) dürfte als psychologische Druckausübung zu qualifizieren sein. Zudem ist auffällig, dass Branitz sich von der institutionellen in eine „persönliche" Rolle wechselt — dies kann nicht als unverbindliche persönliche Meinung gesehen werden, sondern bleibt eine Äußerung in seiner Funktion als HR-Leiter. Beweismittel für den HinSchG-Repressalie-Kontext.]</w:t>
       </w:r>
     </w:p>
-    <w:p/>
+    <w:p>
+      <w:pPr>
+        <w:spacing w:line="259" w:lineRule="auto" w:after="60"/>
+      </w:pPr>
+    </w:p>
     <w:p>
       <w:pPr>
         <w:pStyle w:val="Heading2"/>
+        <w:spacing w:line="259" w:lineRule="auto" w:after="60"/>
       </w:pPr>
       <w:r>
         <w:rPr>
@@ -476,6 +569,7 @@
     </w:p>
     <w:p>
       <w:pPr>
+        <w:spacing w:line="259" w:lineRule="auto" w:after="60"/>
         <w:jc w:val="left"/>
       </w:pPr>
       <w:r>
@@ -490,6 +584,7 @@
     </w:p>
     <w:p>
       <w:pPr>
+        <w:spacing w:line="259" w:lineRule="auto" w:after="60"/>
         <w:jc w:val="left"/>
       </w:pPr>
       <w:r>
@@ -504,6 +599,7 @@
     </w:p>
     <w:p>
       <w:pPr>
+        <w:spacing w:line="259" w:lineRule="auto" w:after="60"/>
         <w:jc w:val="left"/>
       </w:pPr>
       <w:r>
@@ -518,6 +614,7 @@
     </w:p>
     <w:p>
       <w:pPr>
+        <w:spacing w:line="259" w:lineRule="auto" w:after="60"/>
         <w:jc w:val="left"/>
       </w:pPr>
       <w:r>
@@ -526,6 +623,7 @@
     </w:p>
     <w:p>
       <w:pPr>
+        <w:spacing w:line="259" w:lineRule="auto" w:after="60"/>
         <w:jc w:val="left"/>
       </w:pPr>
       <w:r>
@@ -534,6 +632,7 @@
     </w:p>
     <w:p>
       <w:pPr>
+        <w:spacing w:line="259" w:lineRule="auto" w:after="60"/>
         <w:jc w:val="left"/>
       </w:pPr>
       <w:r>
@@ -548,6 +647,7 @@
     </w:p>
     <w:p>
       <w:pPr>
+        <w:spacing w:line="259" w:lineRule="auto" w:after="60"/>
         <w:jc w:val="left"/>
       </w:pPr>
       <w:r>
@@ -556,6 +656,7 @@
     </w:p>
     <w:p>
       <w:pPr>
+        <w:spacing w:line="259" w:lineRule="auto" w:after="60"/>
         <w:jc w:val="left"/>
       </w:pPr>
       <w:r>
@@ -565,10 +666,15 @@
         <w:t>[Anmerkung RA Reuß: Diese E-Mail ist eindeutig eine Drohung. Die Ankündigung einer Kündigung wegen Krankheitshistorie bei gleichzeitiger Drucksetzung in einem Aufhebungsvertragsangebot erfüllt den Tatbestand der unzulässigen Drohung nach § 123 BGB. Die Kombination von Aufhebungsvertragsdruck und angedrohter Kündigung ist ein klassisches Muster, das in der BAG-Rechtsprechung als sittenwidrig eingestuft wird, wenn die angedrohte Kündigung offensichtlich rechtswidrig wäre. Die personenbedingte Kündigung ohne BEM ist — wie Aktenstück 12 belegt — zumindest stark angreifbar.]</w:t>
       </w:r>
     </w:p>
-    <w:p/>
+    <w:p>
+      <w:pPr>
+        <w:spacing w:line="259" w:lineRule="auto" w:after="60"/>
+      </w:pPr>
+    </w:p>
     <w:p>
       <w:pPr>
         <w:pStyle w:val="Heading2"/>
+        <w:spacing w:line="259" w:lineRule="auto" w:after="60"/>
       </w:pPr>
       <w:r>
         <w:rPr>
@@ -579,6 +685,7 @@
     </w:p>
     <w:p>
       <w:pPr>
+        <w:spacing w:line="259" w:lineRule="auto" w:after="60"/>
         <w:jc w:val="left"/>
       </w:pPr>
       <w:r>
@@ -593,6 +700,7 @@
     </w:p>
     <w:p>
       <w:pPr>
+        <w:spacing w:line="259" w:lineRule="auto" w:after="60"/>
         <w:jc w:val="left"/>
       </w:pPr>
       <w:r>
@@ -607,6 +715,7 @@
     </w:p>
     <w:p>
       <w:pPr>
+        <w:spacing w:line="259" w:lineRule="auto" w:after="60"/>
         <w:jc w:val="left"/>
       </w:pPr>
       <w:r>
@@ -621,6 +730,7 @@
     </w:p>
     <w:p>
       <w:pPr>
+        <w:spacing w:line="259" w:lineRule="auto" w:after="60"/>
         <w:jc w:val="left"/>
       </w:pPr>
       <w:r>
@@ -629,6 +739,7 @@
     </w:p>
     <w:p>
       <w:pPr>
+        <w:spacing w:line="259" w:lineRule="auto" w:after="60"/>
         <w:jc w:val="left"/>
       </w:pPr>
       <w:r>
@@ -637,6 +748,7 @@
     </w:p>
     <w:p>
       <w:pPr>
+        <w:spacing w:line="259" w:lineRule="auto" w:after="60"/>
         <w:jc w:val="left"/>
       </w:pPr>
       <w:r>
@@ -645,6 +757,7 @@
     </w:p>
     <w:p>
       <w:pPr>
+        <w:spacing w:line="259" w:lineRule="auto" w:after="60"/>
         <w:jc w:val="left"/>
       </w:pPr>
       <w:r>
@@ -653,6 +766,7 @@
     </w:p>
     <w:p>
       <w:pPr>
+        <w:spacing w:line="259" w:lineRule="auto" w:after="60"/>
         <w:jc w:val="left"/>
       </w:pPr>
       <w:r>
@@ -661,6 +775,7 @@
     </w:p>
     <w:p>
       <w:pPr>
+        <w:spacing w:line="259" w:lineRule="auto" w:after="60"/>
         <w:jc w:val="left"/>
       </w:pPr>
       <w:r>
@@ -671,13 +786,58 @@
       </w:r>
     </w:p>
     <w:sectPr>
+      <w:headerReference w:type="default" r:id="rId9"/>
+      <w:footerReference w:type="default" r:id="rId10"/>
       <w:pgSz w:w="11906" w:h="16838"/>
-      <w:pgMar w:top="1417" w:right="1417" w:bottom="1417" w:left="1417" w:header="720" w:footer="720" w:gutter="0"/>
+      <w:pgMar w:top="1191" w:right="1247" w:bottom="1134" w:left="1361" w:header="720" w:footer="720" w:gutter="0"/>
       <w:cols w:space="720"/>
       <w:docGrid w:linePitch="360"/>
     </w:sectPr>
   </w:body>
 </w:document>
+</file>
+
+<file path=word/footer1.xml><?xml version="1.0" encoding="utf-8"?>
+<w:ftr xmlns:m="http://schemas.openxmlformats.org/officeDocument/2006/math" xmlns:mc="http://schemas.openxmlformats.org/markup-compatibility/2006" xmlns:mo="http://schemas.microsoft.com/office/mac/office/2008/main" xmlns:mv="urn:schemas-microsoft-com:mac:vml" xmlns:o="urn:schemas-microsoft-com:office:office" xmlns:r="http://schemas.openxmlformats.org/officeDocument/2006/relationships" xmlns:v="urn:schemas-microsoft-com:vml" xmlns:w10="urn:schemas-microsoft-com:office:word" xmlns:w14="http://schemas.microsoft.com/office/word/2010/wordml" xmlns:w="http://schemas.openxmlformats.org/wordprocessingml/2006/main" xmlns:wne="http://schemas.microsoft.com/office/word/2006/wordml" xmlns:wp14="http://schemas.microsoft.com/office/word/2010/wordprocessingDrawing" xmlns:wp="http://schemas.openxmlformats.org/drawingml/2006/wordprocessingDrawing" xmlns:wpc="http://schemas.microsoft.com/office/word/2010/wordprocessingCanvas" xmlns:wpg="http://schemas.microsoft.com/office/word/2010/wordprocessingGroup" xmlns:wpi="http://schemas.microsoft.com/office/word/2010/wordprocessingInk" xmlns:wps="http://schemas.microsoft.com/office/word/2010/wordprocessingShape" mc:Ignorable="w14 wp14">
+  <w:p>
+    <w:pPr>
+      <w:pStyle w:val="Footer"/>
+      <w:jc w:val="left"/>
+    </w:pPr>
+    <w:r/>
+    <w:r>
+      <w:rPr>
+        <w:rFonts w:ascii="Times New Roman" w:hAnsi="Times New Roman"/>
+        <w:b w:val="0"/>
+        <w:color w:val="777777"/>
+        <w:sz w:val="17"/>
+      </w:rPr>
+      <w:t>Vertraulich | Bearbeitungsstand Juli 2026 | nur zur Aktenbearbeitung</w:t>
+    </w:r>
+  </w:p>
+</w:ftr>
+</file>
+
+<file path=word/header1.xml><?xml version="1.0" encoding="utf-8"?>
+<w:hdr xmlns:m="http://schemas.openxmlformats.org/officeDocument/2006/math" xmlns:mc="http://schemas.openxmlformats.org/markup-compatibility/2006" xmlns:mo="http://schemas.microsoft.com/office/mac/office/2008/main" xmlns:mv="urn:schemas-microsoft-com:mac:vml" xmlns:o="urn:schemas-microsoft-com:office:office" xmlns:r="http://schemas.openxmlformats.org/officeDocument/2006/relationships" xmlns:v="urn:schemas-microsoft-com:vml" xmlns:w10="urn:schemas-microsoft-com:office:word" xmlns:w14="http://schemas.microsoft.com/office/word/2010/wordml" xmlns:w="http://schemas.openxmlformats.org/wordprocessingml/2006/main" xmlns:wne="http://schemas.microsoft.com/office/word/2006/wordml" xmlns:wp14="http://schemas.microsoft.com/office/word/2010/wordprocessingDrawing" xmlns:wp="http://schemas.openxmlformats.org/drawingml/2006/wordprocessingDrawing" xmlns:wpc="http://schemas.microsoft.com/office/word/2010/wordprocessingCanvas" xmlns:wpg="http://schemas.microsoft.com/office/word/2010/wordprocessingGroup" xmlns:wpi="http://schemas.microsoft.com/office/word/2010/wordprocessingInk" xmlns:wps="http://schemas.microsoft.com/office/word/2010/wordprocessingShape" mc:Ignorable="w14 wp14">
+  <w:p>
+    <w:pPr>
+      <w:pStyle w:val="Header"/>
+      <w:jc w:val="left"/>
+    </w:pPr>
+    <w:r/>
+    <w:r>
+      <w:rPr>
+        <w:rFonts w:ascii="Times New Roman" w:hAnsi="Times New Roman"/>
+        <w:b w:val="0"/>
+        <w:i w:val="0"/>
+        <w:color w:val="666666"/>
+        <w:sz w:val="17"/>
+      </w:rPr>
+      <w:t>Klotzkette Rechtsanwaltsgesellschaft mbH | Arbeitsrechtliche Mandatsakte | Bearbeitungsstand Juli 2026</w:t>
+    </w:r>
+  </w:p>
+</w:hdr>
 </file>
 
 <file path=word/numbering.xml><?xml version="1.0" encoding="utf-8"?>
@@ -1394,11 +1554,12 @@
       <w:contextualSpacing/>
     </w:pPr>
     <w:rPr>
-      <w:rFonts w:asciiTheme="majorHAnsi" w:eastAsiaTheme="majorEastAsia" w:hAnsiTheme="majorHAnsi" w:cstheme="majorBidi"/>
+      <w:rFonts w:asciiTheme="majorHAnsi" w:eastAsiaTheme="majorEastAsia" w:hAnsiTheme="majorHAnsi" w:cstheme="majorBidi" w:ascii="Times New Roman" w:hAnsi="Times New Roman"/>
+      <w:b/>
       <w:color w:val="17365D" w:themeColor="text2" w:themeShade="BF"/>
       <w:spacing w:val="5"/>
       <w:kern w:val="28"/>
-      <w:sz w:val="52"/>
+      <w:sz w:val="30"/>
       <w:szCs w:val="52"/>
     </w:rPr>
   </w:style>
